--- a/docs/Федоров Поленов лаб2.docx
+++ b/docs/Федоров Поленов лаб2.docx
@@ -504,6 +504,9 @@
         <w:p>
           <w:pPr>
             <w:pStyle w:val="ad"/>
+            <w:rPr>
+              <w:lang w:val="en-US"/>
+            </w:rPr>
           </w:pPr>
           <w:r>
             <w:rPr>
@@ -1946,11 +1949,9 @@
               </w:rPr>
               <w:t xml:space="preserve">  3. SERVICE_BANK — ORDER_PAY (</w:t>
             </w:r>
-            <w:proofErr w:type="spellStart"/>
             <w:r>
               <w:t>техроль</w:t>
             </w:r>
-            <w:proofErr w:type="spellEnd"/>
             <w:r>
               <w:rPr>
                 <w:lang w:val="en-US"/>

--- a/docs/Федоров Поленов лаб2.docx
+++ b/docs/Федоров Поленов лаб2.docx
@@ -1949,9 +1949,11 @@
               </w:rPr>
               <w:t xml:space="preserve">  3. SERVICE_BANK — ORDER_PAY (</w:t>
             </w:r>
+            <w:proofErr w:type="spellStart"/>
             <w:r>
               <w:t>техроль</w:t>
             </w:r>
+            <w:proofErr w:type="spellEnd"/>
             <w:r>
               <w:rPr>
                 <w:lang w:val="en-US"/>
@@ -2320,7 +2322,7 @@
       </w:r>
       <w:r>
         <w:rPr>
-          <w:lang w:val="en-US"/>
+          <w:lang w:val="ru-RU"/>
         </w:rPr>
         <w:t xml:space="preserve"> </w:t>
       </w:r>
@@ -2404,45 +2406,27 @@
     </w:p>
     <w:p>
       <w:r>
-        <w:t xml:space="preserve">В ходе выполнения лабораторной работы научились работать с ролевой моделью. Смогли сделать </w:t>
-      </w:r>
-      <w:r>
-        <w:t xml:space="preserve">свою </w:t>
+        <w:t xml:space="preserve">В ходе выполнения лабораторной работы научились работать с ролевой моделью. </w:t>
+      </w:r>
+      <w:r>
+        <w:t>Реализовали авторизацию</w:t>
+      </w:r>
+      <w:r>
+        <w:t xml:space="preserve"> пользователей при помощи </w:t>
       </w:r>
       <w:r>
         <w:rPr>
           <w:lang w:val="en-US"/>
         </w:rPr>
-        <w:t>Spring</w:t>
-      </w:r>
-      <w:r>
-        <w:t xml:space="preserve"> </w:t>
+        <w:t>basic</w:t>
+      </w:r>
+      <w:r>
+        <w:t>-</w:t>
       </w:r>
       <w:r>
         <w:rPr>
           <w:lang w:val="en-US"/>
         </w:rPr>
-        <w:t>Security</w:t>
-      </w:r>
-      <w:r>
-        <w:t xml:space="preserve"> </w:t>
-      </w:r>
-      <w:r>
-        <w:t xml:space="preserve">конфигурацию, авторизовать пользователей при помощи </w:t>
-      </w:r>
-      <w:r>
-        <w:rPr>
-          <w:lang w:val="en-US"/>
-        </w:rPr>
-        <w:t>basic</w:t>
-      </w:r>
-      <w:r>
-        <w:t>-</w:t>
-      </w:r>
-      <w:r>
-        <w:rPr>
-          <w:lang w:val="en-US"/>
-        </w:rPr>
         <w:t>auth</w:t>
       </w:r>
       <w:r>
@@ -2450,6 +2434,9 @@
       </w:r>
       <w:r>
         <w:t>а также сделали межсервисную авторизацию.</w:t>
+      </w:r>
+      <w:r>
+        <w:t xml:space="preserve"> Доработали бизнес процесс. </w:t>
       </w:r>
     </w:p>
     <w:p/>
@@ -3556,6 +3543,7 @@
   <w:style w:type="character" w:default="1" w:styleId="a0">
     <w:name w:val="Default Paragraph Font"/>
     <w:uiPriority w:val="1"/>
+    <w:semiHidden/>
     <w:unhideWhenUsed/>
   </w:style>
   <w:style w:type="table" w:default="1" w:styleId="a1">
